--- a/Docs - документация проекта/285_Шориков_АС_ИСРПО_УП.docx
+++ b/Docs - документация проекта/285_Шориков_АС_ИСРПО_УП.docx
@@ -5986,7 +5986,16 @@
         <w:pStyle w:val="af8"/>
       </w:pPr>
       <w:r>
-        <w:t>Рисунок 1.2 – Основной алгоритм работы системы</w:t>
+        <w:t>Рисунок 1.</w:t>
+      </w:r>
+      <w:r>
+        <w:rPr>
+          <w:lang w:val="en-US"/>
+        </w:rPr>
+        <w:t>2</w:t>
+      </w:r>
+      <w:r>
+        <w:t xml:space="preserve"> – Основной алгоритм работы системы</w:t>
       </w:r>
     </w:p>
     <w:p>
@@ -6519,7 +6528,10 @@
         <w:t>Рисунок 1.</w:t>
       </w:r>
       <w:r>
-        <w:t>4</w:t>
+        <w:rPr>
+          <w:lang w:val="en-US"/>
+        </w:rPr>
+        <w:t>3</w:t>
       </w:r>
       <w:r>
         <w:t xml:space="preserve"> – Окно авторизации</w:t>
@@ -6593,7 +6605,10 @@
         <w:t>Рисунок 1.</w:t>
       </w:r>
       <w:r>
-        <w:t>5</w:t>
+        <w:rPr>
+          <w:lang w:val="en-US"/>
+        </w:rPr>
+        <w:t>4</w:t>
       </w:r>
       <w:r>
         <w:t xml:space="preserve"> – Главная вкладка</w:t>
@@ -6668,7 +6683,10 @@
         <w:t>Рисунок 1.</w:t>
       </w:r>
       <w:r>
-        <w:t>6</w:t>
+        <w:rPr>
+          <w:lang w:val="en-US"/>
+        </w:rPr>
+        <w:t>5</w:t>
       </w:r>
       <w:r>
         <w:t xml:space="preserve"> – Окно статистики</w:t>
@@ -6742,7 +6760,10 @@
         <w:t>Рисунок 1.</w:t>
       </w:r>
       <w:r>
-        <w:t>7</w:t>
+        <w:rPr>
+          <w:lang w:val="en-US"/>
+        </w:rPr>
+        <w:t>6</w:t>
       </w:r>
       <w:r>
         <w:t xml:space="preserve"> – Окно комментариев</w:t>
@@ -6817,7 +6838,10 @@
         <w:t>Рисунок 1.</w:t>
       </w:r>
       <w:r>
-        <w:t>8</w:t>
+        <w:rPr>
+          <w:lang w:val="en-US"/>
+        </w:rPr>
+        <w:t>7</w:t>
       </w:r>
       <w:r>
         <w:t xml:space="preserve"> – Создание заявки</w:t>
@@ -6896,7 +6920,10 @@
         <w:t>Рисунок 1.</w:t>
       </w:r>
       <w:r>
-        <w:t>9</w:t>
+        <w:rPr>
+          <w:lang w:val="en-US"/>
+        </w:rPr>
+        <w:t>8</w:t>
       </w:r>
       <w:r>
         <w:t xml:space="preserve"> – Редактирование заяв</w:t>
@@ -9685,7 +9712,21 @@
           <w:sz w:val="28"/>
           <w:szCs w:val="28"/>
         </w:rPr>
-        <w:t xml:space="preserve">Рисунок 3.3 – Календарь нагрузки в веб-приложении </w:t>
+        <w:t xml:space="preserve">Рисунок </w:t>
+      </w:r>
+      <w:r>
+        <w:rPr>
+          <w:sz w:val="28"/>
+          <w:szCs w:val="28"/>
+        </w:rPr>
+        <w:t>2</w:t>
+      </w:r>
+      <w:r>
+        <w:rPr>
+          <w:sz w:val="28"/>
+          <w:szCs w:val="28"/>
+        </w:rPr>
+        <w:t xml:space="preserve">.3 – Календарь нагрузки в веб-приложении </w:t>
       </w:r>
     </w:p>
     <w:p>
@@ -9824,13 +9865,7 @@
       <w:bookmarkEnd w:id="14"/>
     </w:p>
     <w:p/>
-    <w:p>
-      <w:pPr>
-        <w:rPr>
-          <w:lang w:val="en-US"/>
-        </w:rPr>
-      </w:pPr>
-    </w:p>
+    <w:p/>
     <w:p>
       <w:pPr>
         <w:spacing w:line="240" w:lineRule="auto"/>
